--- a/posts/composite-images/making-composite-images.docx
+++ b/posts/composite-images/making-composite-images.docx
@@ -224,7 +224,16 @@
         <w:pStyle w:val="FirstParagraph"/>
       </w:pPr>
       <w:r>
-        <w:t xml:space="preserve">Composite images of CosMx™ Spatial Molecular Imager (SMI) fields of view (FOVs) can</w:t>
+        <w:t xml:space="preserve">Composite images of CosMx</w:t>
+      </w:r>
+      <w:r>
+        <w:t xml:space="preserve">®</w:t>
+      </w:r>
+      <w:r>
+        <w:t xml:space="preserve"> </w:t>
+      </w:r>
+      <w:r>
+        <w:t xml:space="preserve">Spatial Molecular Imager (SMI) fields of view (FOVs) can</w:t>
       </w:r>
       <w:r>
         <w:t xml:space="preserve"> </w:t>

--- a/posts/composite-images/making-composite-images.docx
+++ b/posts/composite-images/making-composite-images.docx
@@ -7,49 +7,7 @@
         <w:pStyle w:val="Title"/>
       </w:pPr>
       <w:r>
-        <w:t xml:space="preserve">Making</w:t>
-      </w:r>
-      <w:r>
-        <w:t xml:space="preserve"> </w:t>
-      </w:r>
-      <w:r>
-        <w:t xml:space="preserve">composite</w:t>
-      </w:r>
-      <w:r>
-        <w:t xml:space="preserve"> </w:t>
-      </w:r>
-      <w:r>
-        <w:t xml:space="preserve">images</w:t>
-      </w:r>
-      <w:r>
-        <w:t xml:space="preserve"> </w:t>
-      </w:r>
-      <w:r>
-        <w:t xml:space="preserve">from</w:t>
-      </w:r>
-      <w:r>
-        <w:t xml:space="preserve"> </w:t>
-      </w:r>
-      <w:r>
-        <w:t xml:space="preserve">layered</w:t>
-      </w:r>
-      <w:r>
-        <w:t xml:space="preserve"> </w:t>
-      </w:r>
-      <w:r>
-        <w:t xml:space="preserve">morphology</w:t>
-      </w:r>
-      <w:r>
-        <w:t xml:space="preserve"> </w:t>
-      </w:r>
-      <w:r>
-        <w:t xml:space="preserve">2D</w:t>
-      </w:r>
-      <w:r>
-        <w:t xml:space="preserve"> </w:t>
-      </w:r>
-      <w:r>
-        <w:t xml:space="preserve">images</w:t>
+        <w:t xml:space="preserve">Making composite images from layered morphology 2D images</w:t>
       </w:r>
     </w:p>
     <w:p>
@@ -57,13 +15,7 @@
         <w:pStyle w:val="Author"/>
       </w:pPr>
       <w:r>
-        <w:t xml:space="preserve">Evelyn</w:t>
-      </w:r>
-      <w:r>
-        <w:t xml:space="preserve"> </w:t>
-      </w:r>
-      <w:r>
-        <w:t xml:space="preserve">Metzger</w:t>
+        <w:t xml:space="preserve">Evelyn Metzger</w:t>
       </w:r>
     </w:p>
     <w:p>
@@ -71,13 +23,7 @@
         <w:pStyle w:val="Author"/>
       </w:pPr>
       <w:r>
-        <w:t xml:space="preserve">Vikram</w:t>
-      </w:r>
-      <w:r>
-        <w:t xml:space="preserve"> </w:t>
-      </w:r>
-      <w:r>
-        <w:t xml:space="preserve">Kohli</w:t>
+        <w:t xml:space="preserve">Vikram Kohli</w:t>
       </w:r>
     </w:p>
     <w:p>
@@ -716,13 +662,7 @@
         <w:t xml:space="preserve">= [</w:t>
       </w:r>
       <w:r>
-        <w:t xml:space="preserve">‘</w:t>
-      </w:r>
-      <w:r>
-        <w:t xml:space="preserve">cyan</w:t>
-      </w:r>
-      <w:r>
-        <w:t xml:space="preserve">’</w:t>
+        <w:t xml:space="preserve">‘cyan’</w:t>
       </w:r>
       <w:r>
         <w:t xml:space="preserve">,</w:t>
@@ -731,13 +671,7 @@
         <w:t xml:space="preserve"> </w:t>
       </w:r>
       <w:r>
-        <w:t xml:space="preserve">‘</w:t>
-      </w:r>
-      <w:r>
-        <w:t xml:space="preserve">red</w:t>
-      </w:r>
-      <w:r>
-        <w:t xml:space="preserve">’</w:t>
+        <w:t xml:space="preserve">‘red’</w:t>
       </w:r>
       <w:r>
         <w:t xml:space="preserve">,</w:t>
@@ -746,13 +680,7 @@
         <w:t xml:space="preserve"> </w:t>
       </w:r>
       <w:r>
-        <w:t xml:space="preserve">‘</w:t>
-      </w:r>
-      <w:r>
-        <w:t xml:space="preserve">yellow</w:t>
-      </w:r>
-      <w:r>
-        <w:t xml:space="preserve">’</w:t>
+        <w:t xml:space="preserve">‘yellow’</w:t>
       </w:r>
       <w:r>
         <w:t xml:space="preserve">,</w:t>
@@ -761,13 +689,7 @@
         <w:t xml:space="preserve"> </w:t>
       </w:r>
       <w:r>
-        <w:t xml:space="preserve">‘</w:t>
-      </w:r>
-      <w:r>
-        <w:t xml:space="preserve">blue</w:t>
-      </w:r>
-      <w:r>
-        <w:t xml:space="preserve">’</w:t>
+        <w:t xml:space="preserve">‘blue’</w:t>
       </w:r>
       <w:r>
         <w:t xml:space="preserve">,</w:t>
@@ -776,13 +698,7 @@
         <w:t xml:space="preserve"> </w:t>
       </w:r>
       <w:r>
-        <w:t xml:space="preserve">‘</w:t>
-      </w:r>
-      <w:r>
-        <w:t xml:space="preserve">magenta</w:t>
-      </w:r>
-      <w:r>
-        <w:t xml:space="preserve">’</w:t>
+        <w:t xml:space="preserve">‘magenta’</w:t>
       </w:r>
       <w:r>
         <w:t xml:space="preserve">].</w:t>
@@ -815,13 +731,7 @@
         <w:t xml:space="preserve"> </w:t>
       </w:r>
       <w:r>
-        <w:t xml:space="preserve">‘</w:t>
-      </w:r>
-      <w:r>
-        <w:t xml:space="preserve">cyan</w:t>
-      </w:r>
-      <w:r>
-        <w:t xml:space="preserve">’</w:t>
+        <w:t xml:space="preserve">‘cyan’</w:t>
       </w:r>
       <w:r>
         <w:t xml:space="preserve">,</w:t>
@@ -2231,7 +2141,7 @@
   </w:style>
   <w:style w:styleId="Subtitle" w:type="paragraph">
     <w:name w:val="Subtitle"/>
-    <w:basedOn w:val="Normal"/>
+    <w:basedOn w:val="Title"/>
     <w:next w:val="BodyText"/>
     <w:link w:val="SubtitleChar"/>
     <w:uiPriority w:val="11"/>
@@ -2244,7 +2154,6 @@
     </w:pPr>
     <w:rPr>
       <w:rFonts w:cstheme="majorBidi" w:eastAsiaTheme="majorEastAsia"/>
-      <w:color w:themeColor="text1" w:themeTint="A6" w:val="595959"/>
       <w:spacing w:val="15"/>
       <w:sz w:val="28"/>
       <w:szCs w:val="28"/>
@@ -2297,7 +2206,6 @@
     </w:pPr>
     <w:rPr>
       <w:b/>
-      <w:color w:val="345A8A"/>
       <w:sz w:val="20"/>
       <w:szCs w:val="20"/>
     </w:rPr>

--- a/posts/composite-images/making-composite-images.docx
+++ b/posts/composite-images/making-composite-images.docx
@@ -234,7 +234,16 @@
         <w:t xml:space="preserve"> </w:t>
       </w:r>
       <w:r>
-        <w:t xml:space="preserve">can be exported from the AtoMx™ Spatial Informatics</w:t>
+        <w:t xml:space="preserve">can be exported from the AtoMx</w:t>
+      </w:r>
+      <w:r>
+        <w:t xml:space="preserve">®</w:t>
+      </w:r>
+      <w:r>
+        <w:t xml:space="preserve"> </w:t>
+      </w:r>
+      <w:r>
+        <w:t xml:space="preserve">Spatial Informatics</w:t>
       </w:r>
       <w:r>
         <w:t xml:space="preserve"> </w:t>
